--- a/PEC_TeSI_2026_2027.docx
+++ b/PEC_TeSI_2026_2027.docx
@@ -278,7 +278,7 @@
                 <w:i w:val="0"/>
                 <w:sz w:val="20"/>
               </w:rPr>
-              <w:t>Isan’ny Mpianatra amin’ny taona diavina : V 82  L 63  T 145</w:t>
+              <w:t>Isan’ny Mpianatra amin’ny taona diavina : V 82  L 58  T 140</w:t>
             </w:r>
           </w:p>
           <w:p>
@@ -320,7 +320,7 @@
                 <w:i w:val="0"/>
                 <w:sz w:val="20"/>
               </w:rPr>
-              <w:t>Tetibidy novinavinaina : 9 389 500 Ar</w:t>
+              <w:t>Tetibidy novinavinaina : 9 386 000 Ar</w:t>
             </w:r>
           </w:p>
           <w:p>
@@ -334,7 +334,7 @@
                 <w:i w:val="0"/>
                 <w:sz w:val="20"/>
               </w:rPr>
-              <w:t>Tetibidy novinavinain’ny VOI : 7 896 000 Ar</w:t>
+              <w:t>Tetibidy novinavinain’ny VOI : 7 895 000 Ar</w:t>
             </w:r>
           </w:p>
         </w:tc>
@@ -342,7 +342,7 @@
     </w:tbl>
     <w:p>
       <w:pPr>
-        <w:spacing w:before="40" w:after="80"/>
+        <w:spacing w:after="80"/>
       </w:pPr>
     </w:p>
     <w:tbl>
@@ -8867,7 +8867,7 @@
                 <w:i w:val="0"/>
                 <w:sz w:val="22"/>
               </w:rPr>
-              <w:t>145</w:t>
+              <w:t>140</w:t>
             </w:r>
           </w:p>
           <w:p>
@@ -8882,7 +8882,7 @@
                 <w:i w:val="0"/>
                 <w:sz w:val="22"/>
               </w:rPr>
-              <w:t>145</w:t>
+              <w:t>140</w:t>
             </w:r>
           </w:p>
         </w:tc>
@@ -8963,7 +8963,7 @@
                 <w:i w:val="0"/>
                 <w:sz w:val="22"/>
               </w:rPr>
-              <w:t>29 000</w:t>
+              <w:t>28 000</w:t>
             </w:r>
           </w:p>
           <w:p>
@@ -8978,7 +8978,7 @@
                 <w:i w:val="0"/>
                 <w:sz w:val="22"/>
               </w:rPr>
-              <w:t>72 500</w:t>
+              <w:t>70 000</w:t>
             </w:r>
           </w:p>
         </w:tc>
@@ -9026,7 +9026,7 @@
                 <w:i/>
                 <w:sz w:val="22"/>
               </w:rPr>
-              <w:t>ST : 29 000</w:t>
+              <w:t>ST : 28 000</w:t>
             </w:r>
           </w:p>
           <w:p>
@@ -9056,7 +9056,7 @@
                 <w:i/>
                 <w:sz w:val="22"/>
               </w:rPr>
-              <w:t>ST : 72 500</w:t>
+              <w:t>ST : 70 000</w:t>
             </w:r>
           </w:p>
         </w:tc>
@@ -11338,7 +11338,7 @@
           <w:i w:val="0"/>
           <w:sz w:val="24"/>
         </w:rPr>
-        <w:t>Totalin’ny lahasa voalahatra : 12 ka ny lahasa 07 dia avy amin’ny entimanan’ny Vondrompiarahamonina (VOI).   Tetibidy novinavinaina : 9 389 500 Ar, ka ny 7 896 000 Ar dia avy amin’ny Vondrompiarahamonina ary ny 1 493 500 Ar avy amin’ny « Caisse Ecole ».</w:t>
+        <w:t>Totalin’ny lahasa voalahatra : 12 ka ny lahasa 07 dia avy amin’ny entimanan’ny Vondrompiarahamonina (VOI).   Tetibidy novinavinaina : 9 386 000 Ar, ka ny 7 895 000 Ar dia avy amin’ny Vondrompiarahamonina ary ny 1 491 000 Ar avy amin’ny « Caisse Ecole ».</w:t>
       </w:r>
     </w:p>
     <w:p>
